--- a/deliverables/taskB_incident/TaskB_Incident_Report.docx
+++ b/deliverables/taskB_incident/TaskB_Incident_Report.docx
@@ -60,11 +60,13 @@
       <w:tblPr>
         <w:tblStyle w:val="TableGrid"/>
         <w:tblW w:type="auto" w:w="0"/>
+        <w:tblLayout w:type="fixed"/>
         <w:tblLook w:firstColumn="1" w:firstRow="1" w:lastColumn="0" w:lastRow="0" w:noHBand="0" w:noVBand="1" w:val="04A0"/>
+        <w:tblLayout w:type="fixed"/>
       </w:tblPr>
       <w:tblGrid>
-        <w:gridCol w:w="4706"/>
-        <w:gridCol w:w="4706"/>
+        <w:gridCol w:w="2551"/>
+        <w:gridCol w:w="6860"/>
       </w:tblGrid>
       <w:tr>
         <w:tc>
@@ -83,7 +85,7 @@
         </w:tc>
         <w:tc>
           <w:tcPr>
-            <w:tcW w:type="dxa" w:w="6803"/>
+            <w:tcW w:type="dxa" w:w="6860"/>
           </w:tcPr>
           <w:p>
             <w:r>
@@ -109,7 +111,7 @@
         </w:tc>
         <w:tc>
           <w:tcPr>
-            <w:tcW w:type="dxa" w:w="6803"/>
+            <w:tcW w:type="dxa" w:w="6860"/>
           </w:tcPr>
           <w:p>
             <w:r>
@@ -135,7 +137,7 @@
         </w:tc>
         <w:tc>
           <w:tcPr>
-            <w:tcW w:type="dxa" w:w="6803"/>
+            <w:tcW w:type="dxa" w:w="6860"/>
           </w:tcPr>
           <w:p>
             <w:r>
@@ -161,7 +163,7 @@
         </w:tc>
         <w:tc>
           <w:tcPr>
-            <w:tcW w:type="dxa" w:w="6803"/>
+            <w:tcW w:type="dxa" w:w="6860"/>
           </w:tcPr>
           <w:p>
             <w:r>
@@ -187,7 +189,7 @@
         </w:tc>
         <w:tc>
           <w:tcPr>
-            <w:tcW w:type="dxa" w:w="6803"/>
+            <w:tcW w:type="dxa" w:w="6860"/>
           </w:tcPr>
           <w:p>
             <w:r>
@@ -232,7 +234,9 @@
       <w:tblPr>
         <w:tblW w:type="auto" w:w="0"/>
         <w:jc w:val="center"/>
+        <w:tblLayout w:type="fixed"/>
         <w:tblLook w:firstColumn="1" w:firstRow="1" w:lastColumn="0" w:lastRow="0" w:noHBand="0" w:noVBand="1" w:val="04A0"/>
+        <w:tblLayout w:type="fixed"/>
       </w:tblPr>
       <w:tblGrid>
         <w:gridCol w:w="1882"/>
@@ -432,6 +436,7 @@
     <w:p/>
     <w:p>
       <w:pPr>
+        <w:keepNext/>
         <w:jc w:val="center"/>
       </w:pPr>
       <w:r>
@@ -491,11 +496,6 @@
       </w:r>
     </w:p>
     <w:p>
-      <w:r>
-        <w:br w:type="page"/>
-      </w:r>
-    </w:p>
-    <w:p>
       <w:pPr>
         <w:pStyle w:val="Heading1"/>
       </w:pPr>
@@ -516,7 +516,7 @@
         <w:rPr>
           <w:i w:val="0"/>
         </w:rPr>
-        <w:t>I start with the four golden signals — errors, latency, traffic, saturation — for each tier, because a table like this shows within minutes where the time is going, and it is the same table I will paste into the escalation.</w:t>
+        <w:t>I start with the four golden signals (errors, latency, traffic, saturation) for each tier, because a table like this shows within minutes where the time is going, and it is the same table I will paste into the escalation.</w:t>
       </w:r>
     </w:p>
     <w:tbl>
@@ -524,21 +524,30 @@
         <w:tblStyle w:val="TableGrid"/>
         <w:tblW w:type="auto" w:w="0"/>
         <w:jc w:val="center"/>
+        <w:tblLayout w:type="fixed"/>
         <w:tblLook w:firstColumn="1" w:firstRow="1" w:lastColumn="0" w:lastRow="0" w:noHBand="0" w:noVBand="1" w:val="04A0"/>
+        <w:tblLayout w:type="fixed"/>
       </w:tblPr>
       <w:tblGrid>
-        <w:gridCol w:w="2353"/>
-        <w:gridCol w:w="2353"/>
-        <w:gridCol w:w="2353"/>
-        <w:gridCol w:w="2353"/>
+        <w:gridCol w:w="1361"/>
+        <w:gridCol w:w="2608"/>
+        <w:gridCol w:w="2721"/>
+        <w:gridCol w:w="2721"/>
       </w:tblGrid>
       <w:tr>
+        <w:trPr>
+          <w:cantSplit/>
+          <w:tblHeader/>
+        </w:trPr>
         <w:tc>
           <w:tcPr>
             <w:tcW w:type="dxa" w:w="1361"/>
             <w:shd w:val="clear" w:color="auto" w:fill="14213D"/>
           </w:tcPr>
           <w:p>
+            <w:pPr>
+              <w:keepNext/>
+            </w:pPr>
             <w:r/>
             <w:r>
               <w:rPr>
@@ -556,6 +565,9 @@
             <w:shd w:val="clear" w:color="auto" w:fill="14213D"/>
           </w:tcPr>
           <w:p>
+            <w:pPr>
+              <w:keepNext/>
+            </w:pPr>
             <w:r/>
             <w:r>
               <w:rPr>
@@ -573,6 +585,9 @@
             <w:shd w:val="clear" w:color="auto" w:fill="14213D"/>
           </w:tcPr>
           <w:p>
+            <w:pPr>
+              <w:keepNext/>
+            </w:pPr>
             <w:r/>
             <w:r>
               <w:rPr>
@@ -590,6 +605,9 @@
             <w:shd w:val="clear" w:color="auto" w:fill="14213D"/>
           </w:tcPr>
           <w:p>
+            <w:pPr>
+              <w:keepNext/>
+            </w:pPr>
             <w:r/>
             <w:r>
               <w:rPr>
@@ -603,11 +621,17 @@
         </w:tc>
       </w:tr>
       <w:tr>
+        <w:trPr>
+          <w:cantSplit/>
+        </w:trPr>
         <w:tc>
           <w:tcPr>
             <w:tcW w:type="dxa" w:w="1361"/>
           </w:tcPr>
           <w:p>
+            <w:pPr>
+              <w:keepNext/>
+            </w:pPr>
             <w:r/>
             <w:r>
               <w:rPr>
@@ -622,6 +646,9 @@
             <w:tcW w:type="dxa" w:w="2608"/>
           </w:tcPr>
           <w:p>
+            <w:pPr>
+              <w:keepNext/>
+            </w:pPr>
             <w:r/>
             <w:r>
               <w:rPr>
@@ -636,6 +663,9 @@
             <w:tcW w:type="dxa" w:w="2721"/>
           </w:tcPr>
           <w:p>
+            <w:pPr>
+              <w:keepNext/>
+            </w:pPr>
             <w:r/>
             <w:r>
               <w:rPr>
@@ -650,6 +680,9 @@
             <w:tcW w:type="dxa" w:w="2721"/>
           </w:tcPr>
           <w:p>
+            <w:pPr>
+              <w:keepNext/>
+            </w:pPr>
             <w:r/>
             <w:r>
               <w:rPr>
@@ -661,12 +694,18 @@
         </w:tc>
       </w:tr>
       <w:tr>
+        <w:trPr>
+          <w:cantSplit/>
+        </w:trPr>
         <w:tc>
           <w:tcPr>
             <w:tcW w:type="dxa" w:w="1361"/>
             <w:shd w:val="clear" w:color="auto" w:fill="F4F6FA"/>
           </w:tcPr>
           <w:p>
+            <w:pPr>
+              <w:keepNext/>
+            </w:pPr>
             <w:r/>
             <w:r>
               <w:rPr>
@@ -682,6 +721,9 @@
             <w:shd w:val="clear" w:color="auto" w:fill="F4F6FA"/>
           </w:tcPr>
           <w:p>
+            <w:pPr>
+              <w:keepNext/>
+            </w:pPr>
             <w:r/>
             <w:r>
               <w:rPr>
@@ -697,6 +739,9 @@
             <w:shd w:val="clear" w:color="auto" w:fill="F4F6FA"/>
           </w:tcPr>
           <w:p>
+            <w:pPr>
+              <w:keepNext/>
+            </w:pPr>
             <w:r/>
             <w:r>
               <w:rPr>
@@ -712,6 +757,9 @@
             <w:shd w:val="clear" w:color="auto" w:fill="F4F6FA"/>
           </w:tcPr>
           <w:p>
+            <w:pPr>
+              <w:keepNext/>
+            </w:pPr>
             <w:r/>
             <w:r>
               <w:rPr>
@@ -723,11 +771,17 @@
         </w:tc>
       </w:tr>
       <w:tr>
+        <w:trPr>
+          <w:cantSplit/>
+        </w:trPr>
         <w:tc>
           <w:tcPr>
             <w:tcW w:type="dxa" w:w="1361"/>
           </w:tcPr>
           <w:p>
+            <w:pPr>
+              <w:keepNext/>
+            </w:pPr>
             <w:r/>
             <w:r>
               <w:rPr>
@@ -742,6 +796,9 @@
             <w:tcW w:type="dxa" w:w="2608"/>
           </w:tcPr>
           <w:p>
+            <w:pPr>
+              <w:keepNext/>
+            </w:pPr>
             <w:r/>
             <w:r>
               <w:rPr>
@@ -756,6 +813,9 @@
             <w:tcW w:type="dxa" w:w="2721"/>
           </w:tcPr>
           <w:p>
+            <w:pPr>
+              <w:keepNext/>
+            </w:pPr>
             <w:r/>
             <w:r>
               <w:rPr>
@@ -770,6 +830,9 @@
             <w:tcW w:type="dxa" w:w="2721"/>
           </w:tcPr>
           <w:p>
+            <w:pPr>
+              <w:keepNext/>
+            </w:pPr>
             <w:r/>
             <w:r>
               <w:rPr>
@@ -781,6 +844,9 @@
         </w:tc>
       </w:tr>
       <w:tr>
+        <w:trPr>
+          <w:cantSplit/>
+        </w:trPr>
         <w:tc>
           <w:tcPr>
             <w:tcW w:type="dxa" w:w="1361"/>
@@ -854,6 +920,7 @@
     </w:p>
     <w:p>
       <w:pPr>
+        <w:keepNext/>
         <w:jc w:val="center"/>
       </w:pPr>
       <w:r>
@@ -923,7 +990,7 @@
         <w:rPr>
           <w:i w:val="0"/>
         </w:rPr>
-        <w:t>Confirm the alert and the customer report describe the same thing — 502s on /api/orders, not a dashboard artefact — note the exact start time from the metric and open an incident channel with a running timeline. Everything later, including the escalation, hangs off that start time.</w:t>
+        <w:t>Confirm the alert and the customer report describe the same thing (502s on /api/orders, not a dashboard artefact), note the exact start time from the metric and open an incident channel with a running timeline. Everything later, including the escalation, hangs off that start time.</w:t>
       </w:r>
     </w:p>
     <w:p>
@@ -956,6 +1023,7 @@
     </w:p>
     <w:p>
       <w:pPr>
+        <w:keepNext/>
         <w:jc w:val="center"/>
       </w:pPr>
       <w:r>
@@ -1027,21 +1095,30 @@
         <w:tblStyle w:val="TableGrid"/>
         <w:tblW w:type="auto" w:w="0"/>
         <w:jc w:val="center"/>
+        <w:tblLayout w:type="fixed"/>
         <w:tblLook w:firstColumn="1" w:firstRow="1" w:lastColumn="0" w:lastRow="0" w:noHBand="0" w:noVBand="1" w:val="04A0"/>
+        <w:tblLayout w:type="fixed"/>
       </w:tblPr>
       <w:tblGrid>
-        <w:gridCol w:w="2353"/>
-        <w:gridCol w:w="2353"/>
-        <w:gridCol w:w="2353"/>
-        <w:gridCol w:w="2353"/>
+        <w:gridCol w:w="454"/>
+        <w:gridCol w:w="2381"/>
+        <w:gridCol w:w="3402"/>
+        <w:gridCol w:w="3175"/>
       </w:tblGrid>
       <w:tr>
+        <w:trPr>
+          <w:cantSplit/>
+          <w:tblHeader/>
+        </w:trPr>
         <w:tc>
           <w:tcPr>
             <w:tcW w:type="dxa" w:w="454"/>
             <w:shd w:val="clear" w:color="auto" w:fill="14213D"/>
           </w:tcPr>
           <w:p>
+            <w:pPr>
+              <w:keepNext/>
+            </w:pPr>
             <w:r/>
             <w:r>
               <w:rPr>
@@ -1059,6 +1136,9 @@
             <w:shd w:val="clear" w:color="auto" w:fill="14213D"/>
           </w:tcPr>
           <w:p>
+            <w:pPr>
+              <w:keepNext/>
+            </w:pPr>
             <w:r/>
             <w:r>
               <w:rPr>
@@ -1076,6 +1156,9 @@
             <w:shd w:val="clear" w:color="auto" w:fill="14213D"/>
           </w:tcPr>
           <w:p>
+            <w:pPr>
+              <w:keepNext/>
+            </w:pPr>
             <w:r/>
             <w:r>
               <w:rPr>
@@ -1093,6 +1176,9 @@
             <w:shd w:val="clear" w:color="auto" w:fill="14213D"/>
           </w:tcPr>
           <w:p>
+            <w:pPr>
+              <w:keepNext/>
+            </w:pPr>
             <w:r/>
             <w:r>
               <w:rPr>
@@ -1106,11 +1192,17 @@
         </w:tc>
       </w:tr>
       <w:tr>
+        <w:trPr>
+          <w:cantSplit/>
+        </w:trPr>
         <w:tc>
           <w:tcPr>
             <w:tcW w:type="dxa" w:w="454"/>
           </w:tcPr>
           <w:p>
+            <w:pPr>
+              <w:keepNext/>
+            </w:pPr>
             <w:r/>
             <w:r>
               <w:rPr>
@@ -1125,6 +1217,9 @@
             <w:tcW w:type="dxa" w:w="2381"/>
           </w:tcPr>
           <w:p>
+            <w:pPr>
+              <w:keepNext/>
+            </w:pPr>
             <w:r/>
             <w:r>
               <w:rPr>
@@ -1139,6 +1234,9 @@
             <w:tcW w:type="dxa" w:w="3402"/>
           </w:tcPr>
           <w:p>
+            <w:pPr>
+              <w:keepNext/>
+            </w:pPr>
             <w:r/>
             <w:r>
               <w:rPr>
@@ -1153,6 +1251,9 @@
             <w:tcW w:type="dxa" w:w="3175"/>
           </w:tcPr>
           <w:p>
+            <w:pPr>
+              <w:keepNext/>
+            </w:pPr>
             <w:r/>
             <w:r>
               <w:rPr>
@@ -1164,12 +1265,18 @@
         </w:tc>
       </w:tr>
       <w:tr>
+        <w:trPr>
+          <w:cantSplit/>
+        </w:trPr>
         <w:tc>
           <w:tcPr>
             <w:tcW w:type="dxa" w:w="454"/>
             <w:shd w:val="clear" w:color="auto" w:fill="F4F6FA"/>
           </w:tcPr>
           <w:p>
+            <w:pPr>
+              <w:keepNext/>
+            </w:pPr>
             <w:r/>
             <w:r>
               <w:rPr>
@@ -1185,6 +1292,9 @@
             <w:shd w:val="clear" w:color="auto" w:fill="F4F6FA"/>
           </w:tcPr>
           <w:p>
+            <w:pPr>
+              <w:keepNext/>
+            </w:pPr>
             <w:r/>
             <w:r>
               <w:rPr>
@@ -1200,6 +1310,9 @@
             <w:shd w:val="clear" w:color="auto" w:fill="F4F6FA"/>
           </w:tcPr>
           <w:p>
+            <w:pPr>
+              <w:keepNext/>
+            </w:pPr>
             <w:r/>
             <w:r>
               <w:rPr>
@@ -1215,6 +1328,9 @@
             <w:shd w:val="clear" w:color="auto" w:fill="F4F6FA"/>
           </w:tcPr>
           <w:p>
+            <w:pPr>
+              <w:keepNext/>
+            </w:pPr>
             <w:r/>
             <w:r>
               <w:rPr>
@@ -1226,11 +1342,17 @@
         </w:tc>
       </w:tr>
       <w:tr>
+        <w:trPr>
+          <w:cantSplit/>
+        </w:trPr>
         <w:tc>
           <w:tcPr>
             <w:tcW w:type="dxa" w:w="454"/>
           </w:tcPr>
           <w:p>
+            <w:pPr>
+              <w:keepNext/>
+            </w:pPr>
             <w:r/>
             <w:r>
               <w:rPr>
@@ -1245,6 +1367,9 @@
             <w:tcW w:type="dxa" w:w="2381"/>
           </w:tcPr>
           <w:p>
+            <w:pPr>
+              <w:keepNext/>
+            </w:pPr>
             <w:r/>
             <w:r>
               <w:rPr>
@@ -1259,6 +1384,9 @@
             <w:tcW w:type="dxa" w:w="3402"/>
           </w:tcPr>
           <w:p>
+            <w:pPr>
+              <w:keepNext/>
+            </w:pPr>
             <w:r/>
             <w:r>
               <w:rPr>
@@ -1273,6 +1401,9 @@
             <w:tcW w:type="dxa" w:w="3175"/>
           </w:tcPr>
           <w:p>
+            <w:pPr>
+              <w:keepNext/>
+            </w:pPr>
             <w:r/>
             <w:r>
               <w:rPr>
@@ -1284,12 +1415,18 @@
         </w:tc>
       </w:tr>
       <w:tr>
+        <w:trPr>
+          <w:cantSplit/>
+        </w:trPr>
         <w:tc>
           <w:tcPr>
             <w:tcW w:type="dxa" w:w="454"/>
             <w:shd w:val="clear" w:color="auto" w:fill="F4F6FA"/>
           </w:tcPr>
           <w:p>
+            <w:pPr>
+              <w:keepNext/>
+            </w:pPr>
             <w:r/>
             <w:r>
               <w:rPr>
@@ -1305,6 +1442,9 @@
             <w:shd w:val="clear" w:color="auto" w:fill="F4F6FA"/>
           </w:tcPr>
           <w:p>
+            <w:pPr>
+              <w:keepNext/>
+            </w:pPr>
             <w:r/>
             <w:r>
               <w:rPr>
@@ -1320,6 +1460,9 @@
             <w:shd w:val="clear" w:color="auto" w:fill="F4F6FA"/>
           </w:tcPr>
           <w:p>
+            <w:pPr>
+              <w:keepNext/>
+            </w:pPr>
             <w:r/>
             <w:r>
               <w:rPr>
@@ -1335,6 +1478,9 @@
             <w:shd w:val="clear" w:color="auto" w:fill="F4F6FA"/>
           </w:tcPr>
           <w:p>
+            <w:pPr>
+              <w:keepNext/>
+            </w:pPr>
             <w:r/>
             <w:r>
               <w:rPr>
@@ -1346,6 +1492,9 @@
         </w:tc>
       </w:tr>
       <w:tr>
+        <w:trPr>
+          <w:cantSplit/>
+        </w:trPr>
         <w:tc>
           <w:tcPr>
             <w:tcW w:type="dxa" w:w="454"/>
@@ -1426,20 +1575,29 @@
         <w:tblStyle w:val="TableGrid"/>
         <w:tblW w:type="auto" w:w="0"/>
         <w:jc w:val="center"/>
+        <w:tblLayout w:type="fixed"/>
         <w:tblLook w:firstColumn="1" w:firstRow="1" w:lastColumn="0" w:lastRow="0" w:noHBand="0" w:noVBand="1" w:val="04A0"/>
+        <w:tblLayout w:type="fixed"/>
       </w:tblPr>
       <w:tblGrid>
-        <w:gridCol w:w="3137"/>
-        <w:gridCol w:w="3137"/>
-        <w:gridCol w:w="3137"/>
+        <w:gridCol w:w="3061"/>
+        <w:gridCol w:w="2835"/>
+        <w:gridCol w:w="3515"/>
       </w:tblGrid>
       <w:tr>
+        <w:trPr>
+          <w:cantSplit/>
+          <w:tblHeader/>
+        </w:trPr>
         <w:tc>
           <w:tcPr>
             <w:tcW w:type="dxa" w:w="3061"/>
             <w:shd w:val="clear" w:color="auto" w:fill="14213D"/>
           </w:tcPr>
           <w:p>
+            <w:pPr>
+              <w:keepNext/>
+            </w:pPr>
             <w:r/>
             <w:r>
               <w:rPr>
@@ -1457,6 +1615,9 @@
             <w:shd w:val="clear" w:color="auto" w:fill="14213D"/>
           </w:tcPr>
           <w:p>
+            <w:pPr>
+              <w:keepNext/>
+            </w:pPr>
             <w:r/>
             <w:r>
               <w:rPr>
@@ -1474,6 +1635,9 @@
             <w:shd w:val="clear" w:color="auto" w:fill="14213D"/>
           </w:tcPr>
           <w:p>
+            <w:pPr>
+              <w:keepNext/>
+            </w:pPr>
             <w:r/>
             <w:r>
               <w:rPr>
@@ -1487,11 +1651,17 @@
         </w:tc>
       </w:tr>
       <w:tr>
+        <w:trPr>
+          <w:cantSplit/>
+        </w:trPr>
         <w:tc>
           <w:tcPr>
             <w:tcW w:type="dxa" w:w="3061"/>
           </w:tcPr>
           <w:p>
+            <w:pPr>
+              <w:keepNext/>
+            </w:pPr>
             <w:r/>
             <w:r>
               <w:rPr>
@@ -1506,6 +1676,9 @@
             <w:tcW w:type="dxa" w:w="2835"/>
           </w:tcPr>
           <w:p>
+            <w:pPr>
+              <w:keepNext/>
+            </w:pPr>
             <w:r/>
             <w:r>
               <w:rPr>
@@ -1520,6 +1693,9 @@
             <w:tcW w:type="dxa" w:w="3515"/>
           </w:tcPr>
           <w:p>
+            <w:pPr>
+              <w:keepNext/>
+            </w:pPr>
             <w:r/>
             <w:r>
               <w:rPr>
@@ -1531,12 +1707,18 @@
         </w:tc>
       </w:tr>
       <w:tr>
+        <w:trPr>
+          <w:cantSplit/>
+        </w:trPr>
         <w:tc>
           <w:tcPr>
             <w:tcW w:type="dxa" w:w="3061"/>
             <w:shd w:val="clear" w:color="auto" w:fill="F4F6FA"/>
           </w:tcPr>
           <w:p>
+            <w:pPr>
+              <w:keepNext/>
+            </w:pPr>
             <w:r/>
             <w:r>
               <w:rPr>
@@ -1552,6 +1734,9 @@
             <w:shd w:val="clear" w:color="auto" w:fill="F4F6FA"/>
           </w:tcPr>
           <w:p>
+            <w:pPr>
+              <w:keepNext/>
+            </w:pPr>
             <w:r/>
             <w:r>
               <w:rPr>
@@ -1567,6 +1752,9 @@
             <w:shd w:val="clear" w:color="auto" w:fill="F4F6FA"/>
           </w:tcPr>
           <w:p>
+            <w:pPr>
+              <w:keepNext/>
+            </w:pPr>
             <w:r/>
             <w:r>
               <w:rPr>
@@ -1578,11 +1766,17 @@
         </w:tc>
       </w:tr>
       <w:tr>
+        <w:trPr>
+          <w:cantSplit/>
+        </w:trPr>
         <w:tc>
           <w:tcPr>
             <w:tcW w:type="dxa" w:w="3061"/>
           </w:tcPr>
           <w:p>
+            <w:pPr>
+              <w:keepNext/>
+            </w:pPr>
             <w:r/>
             <w:r>
               <w:rPr>
@@ -1597,12 +1791,15 @@
             <w:tcW w:type="dxa" w:w="2835"/>
           </w:tcPr>
           <w:p>
+            <w:pPr>
+              <w:keepNext/>
+            </w:pPr>
             <w:r/>
             <w:r>
               <w:rPr>
                 <w:sz w:val="19"/>
               </w:rPr>
-              <w:t>Often decisive</w:t>
+              <w:t>Often fixes it</w:t>
             </w:r>
           </w:p>
         </w:tc>
@@ -1611,23 +1808,32 @@
             <w:tcW w:type="dxa" w:w="3515"/>
           </w:tcPr>
           <w:p>
+            <w:pPr>
+              <w:keepNext/>
+            </w:pPr>
             <w:r/>
             <w:r>
               <w:rPr>
                 <w:sz w:val="19"/>
               </w:rPr>
-              <w:t>May abort a legitimate job — record and tell the owner</w:t>
+              <w:t>May abort a legitimate job; record it and tell the owner</w:t>
             </w:r>
           </w:p>
         </w:tc>
       </w:tr>
       <w:tr>
+        <w:trPr>
+          <w:cantSplit/>
+        </w:trPr>
         <w:tc>
           <w:tcPr>
             <w:tcW w:type="dxa" w:w="3061"/>
             <w:shd w:val="clear" w:color="auto" w:fill="F4F6FA"/>
           </w:tcPr>
           <w:p>
+            <w:pPr>
+              <w:keepNext/>
+            </w:pPr>
             <w:r/>
             <w:r>
               <w:rPr>
@@ -1643,6 +1849,9 @@
             <w:shd w:val="clear" w:color="auto" w:fill="F4F6FA"/>
           </w:tcPr>
           <w:p>
+            <w:pPr>
+              <w:keepNext/>
+            </w:pPr>
             <w:r/>
             <w:r>
               <w:rPr>
@@ -1658,6 +1867,9 @@
             <w:shd w:val="clear" w:color="auto" w:fill="F4F6FA"/>
           </w:tcPr>
           <w:p>
+            <w:pPr>
+              <w:keepNext/>
+            </w:pPr>
             <w:r/>
             <w:r>
               <w:rPr>
@@ -1669,6 +1881,9 @@
         </w:tc>
       </w:tr>
       <w:tr>
+        <w:trPr>
+          <w:cantSplit/>
+        </w:trPr>
         <w:tc>
           <w:tcPr>
             <w:tcW w:type="dxa" w:w="3061"/>
@@ -1718,15 +1933,20 @@
       <w:tblPr>
         <w:tblW w:type="auto" w:w="0"/>
         <w:jc w:val="center"/>
+        <w:tblLayout w:type="fixed"/>
         <w:tblLook w:firstColumn="1" w:firstRow="1" w:lastColumn="0" w:lastRow="0" w:noHBand="0" w:noVBand="1" w:val="04A0"/>
+        <w:tblLayout w:type="fixed"/>
       </w:tblPr>
       <w:tblGrid>
-        <w:gridCol w:w="9412"/>
+        <w:gridCol w:w="9411"/>
       </w:tblGrid>
       <w:tr>
+        <w:trPr>
+          <w:cantSplit/>
+        </w:trPr>
         <w:tc>
           <w:tcPr>
-            <w:tcW w:type="dxa" w:w="9412"/>
+            <w:tcW w:type="dxa" w:w="9411"/>
             <w:shd w:val="clear" w:color="auto" w:fill="0F8B8D"/>
             <w:tcMar>
               <w:top w:w="198" w:type="dxa"/>
@@ -1759,11 +1979,6 @@
     </w:tbl>
     <w:p/>
     <w:p>
-      <w:r>
-        <w:br w:type="page"/>
-      </w:r>
-    </w:p>
-    <w:p>
       <w:pPr>
         <w:pStyle w:val="Heading1"/>
       </w:pPr>
@@ -1776,11 +1991,12 @@
         <w:rPr>
           <w:i w:val="0"/>
         </w:rPr>
-        <w:t>Thirty minutes in, the error rate still swings between 5 and 8 %, CPU is still high on two instances, and the cause is not isolated. I escalate now — and I would have had the message drafted at T+15 when the first mitigations did not hold. The reasons are customer impact on an order endpoint, thirty minutes without a stable fix, and evidence pointing at a database and pool problem that L2 cannot fix alone.</w:t>
+        <w:t>Thirty minutes in, the error rate still swings between 5 and 8 %, CPU is still high on two instances, and the cause is not isolated. I escalate now, and I would have had the message drafted at T+15 when the first mitigations did not hold. The reasons are customer impact on an order endpoint, thirty minutes without a stable fix, and evidence pointing at a database and pool problem that L2 cannot fix alone.</w:t>
       </w:r>
     </w:p>
     <w:p>
       <w:pPr>
+        <w:keepNext/>
         <w:jc w:val="center"/>
       </w:pPr>
       <w:r>
@@ -1972,20 +2188,29 @@
         <w:tblStyle w:val="TableGrid"/>
         <w:tblW w:type="auto" w:w="0"/>
         <w:jc w:val="center"/>
+        <w:tblLayout w:type="fixed"/>
         <w:tblLook w:firstColumn="1" w:firstRow="1" w:lastColumn="0" w:lastRow="0" w:noHBand="0" w:noVBand="1" w:val="04A0"/>
+        <w:tblLayout w:type="fixed"/>
       </w:tblPr>
       <w:tblGrid>
-        <w:gridCol w:w="3137"/>
-        <w:gridCol w:w="3137"/>
-        <w:gridCol w:w="3137"/>
+        <w:gridCol w:w="2268"/>
+        <w:gridCol w:w="1361"/>
+        <w:gridCol w:w="5783"/>
       </w:tblGrid>
       <w:tr>
+        <w:trPr>
+          <w:cantSplit/>
+          <w:tblHeader/>
+        </w:trPr>
         <w:tc>
           <w:tcPr>
             <w:tcW w:type="dxa" w:w="2268"/>
             <w:shd w:val="clear" w:color="auto" w:fill="14213D"/>
           </w:tcPr>
           <w:p>
+            <w:pPr>
+              <w:keepNext/>
+            </w:pPr>
             <w:r/>
             <w:r>
               <w:rPr>
@@ -2003,6 +2228,9 @@
             <w:shd w:val="clear" w:color="auto" w:fill="14213D"/>
           </w:tcPr>
           <w:p>
+            <w:pPr>
+              <w:keepNext/>
+            </w:pPr>
             <w:r/>
             <w:r>
               <w:rPr>
@@ -2020,6 +2248,9 @@
             <w:shd w:val="clear" w:color="auto" w:fill="14213D"/>
           </w:tcPr>
           <w:p>
+            <w:pPr>
+              <w:keepNext/>
+            </w:pPr>
             <w:r/>
             <w:r>
               <w:rPr>
@@ -2033,11 +2264,17 @@
         </w:tc>
       </w:tr>
       <w:tr>
+        <w:trPr>
+          <w:cantSplit/>
+        </w:trPr>
         <w:tc>
           <w:tcPr>
             <w:tcW w:type="dxa" w:w="2268"/>
           </w:tcPr>
           <w:p>
+            <w:pPr>
+              <w:keepNext/>
+            </w:pPr>
             <w:r/>
             <w:r>
               <w:rPr>
@@ -2052,6 +2289,9 @@
             <w:tcW w:type="dxa" w:w="1361"/>
           </w:tcPr>
           <w:p>
+            <w:pPr>
+              <w:keepNext/>
+            </w:pPr>
             <w:r/>
             <w:r>
               <w:rPr>
@@ -2066,6 +2306,9 @@
             <w:tcW w:type="dxa" w:w="5783"/>
           </w:tcPr>
           <w:p>
+            <w:pPr>
+              <w:keepNext/>
+            </w:pPr>
             <w:r/>
             <w:r>
               <w:rPr>
@@ -2077,12 +2320,18 @@
         </w:tc>
       </w:tr>
       <w:tr>
+        <w:trPr>
+          <w:cantSplit/>
+        </w:trPr>
         <w:tc>
           <w:tcPr>
             <w:tcW w:type="dxa" w:w="2268"/>
             <w:shd w:val="clear" w:color="auto" w:fill="F4F6FA"/>
           </w:tcPr>
           <w:p>
+            <w:pPr>
+              <w:keepNext/>
+            </w:pPr>
             <w:r/>
             <w:r>
               <w:rPr>
@@ -2098,6 +2347,9 @@
             <w:shd w:val="clear" w:color="auto" w:fill="F4F6FA"/>
           </w:tcPr>
           <w:p>
+            <w:pPr>
+              <w:keepNext/>
+            </w:pPr>
             <w:r/>
             <w:r>
               <w:rPr>
@@ -2113,6 +2365,9 @@
             <w:shd w:val="clear" w:color="auto" w:fill="F4F6FA"/>
           </w:tcPr>
           <w:p>
+            <w:pPr>
+              <w:keepNext/>
+            </w:pPr>
             <w:r/>
             <w:r>
               <w:rPr>
@@ -2124,6 +2379,9 @@
         </w:tc>
       </w:tr>
       <w:tr>
+        <w:trPr>
+          <w:cantSplit/>
+        </w:trPr>
         <w:tc>
           <w:tcPr>
             <w:tcW w:type="dxa" w:w="2268"/>
